--- a/exports/chapters/Глава_12.docx
+++ b/exports/chapters/Глава_12.docx
@@ -415,6 +415,23 @@
           <w:szCs w:val="24"/>
         </w:rPr>
         <w:t xml:space="preserve">В бюро я пришла в тот же день, до полудня.</w:t>
+      </w:r>
+    </w:p>
+    <w:p>
+      <w:pPr>
+        <w:widowControl/>
+        <w:spacing w:before="0" w:after="0" w:line="360"/>
+        <w:ind w:firstLine="709"/>
+        <w:jc w:val="both"/>
+      </w:pPr>
+      <w:r>
+        <w:rPr>
+          <w:rFonts w:ascii="Times New Roman" w:cs="Times New Roman" w:eastAsia="Times New Roman" w:hAnsi="Times New Roman"/>
+          <w:color w:val="1F1F1F"/>
+          <w:sz w:val="24"/>
+          <w:szCs w:val="24"/>
+        </w:rPr>
+        <w:t xml:space="preserve">У четвёртой стены шуршали листы. Этот звук я раньше слышала как чужую работу; сегодня от него свело пальцы, будто право взять бумагу требовало немедленно чем-то за него заплатить.</w:t>
       </w:r>
     </w:p>
     <w:p>
